--- a/atelier/capsule_064C_trunk_based.docx
+++ b/atelier/capsule_064C_trunk_based.docx
@@ -444,7 +444,7 @@
                 <w:sz w:val="19"/>
                 <w:szCs w:val="19"/>
               </w:rPr>
-              <w:t xml:space="preserve">main   ──●──────────────────────●──   (merge rare, gros, douloureux)</w:t>
+              <w:t xml:space="preserve">main ──●──────────────────────●── (merge rare, gros, douloureux)</w:t>
             </w:r>
           </w:p>
           <w:p>
@@ -457,7 +457,7 @@
                 <w:sz w:val="19"/>
                 <w:szCs w:val="19"/>
               </w:rPr>
-              <w:t xml:space="preserve">          \                    /</w:t>
+              <w:t xml:space="preserve"> \ /</w:t>
             </w:r>
           </w:p>
           <w:p>
@@ -470,7 +470,7 @@
                 <w:sz w:val="19"/>
                 <w:szCs w:val="19"/>
               </w:rPr>
-              <w:t xml:space="preserve">feature    ●──●──●──●──●──●──●        (diverge pendant des semaines)</w:t>
+              <w:t xml:space="preserve">feature ●──●──●──●──●──●──● (diverge pendant des semaines)</w:t>
             </w:r>
           </w:p>
           <w:p>
@@ -509,7 +509,7 @@
                 <w:sz w:val="19"/>
                 <w:szCs w:val="19"/>
               </w:rPr>
-              <w:t xml:space="preserve">main   ──●─●─●─●─●─●─●─●─●─●─●─●──   (intégration permanente, petits pas)</w:t>
+              <w:t xml:space="preserve">main ──●─●─●─●─●─●─●─●─●─●─●─●── (intégration permanente, petits pas)</w:t>
             </w:r>
           </w:p>
           <w:p>
@@ -522,7 +522,7 @@
                 <w:sz w:val="19"/>
                 <w:szCs w:val="19"/>
               </w:rPr>
-              <w:t xml:space="preserve">          (chacun pousse de petits incréments plusieurs fois/jour)</w:t>
+              <w:t xml:space="preserve"> (chacun pousse de petits incréments plusieurs fois/jour)</w:t>
             </w:r>
           </w:p>
         </w:tc>
@@ -757,7 +757,7 @@
                 <w:bCs/>
                 <w:color w:val="2E7D32"/>
               </w:rPr>
-              <w:t xml:space="preserve">La réponse : feature flags (capsule #54)</w:t>
+              <w:t xml:space="preserve">La réponse : feature flags (capsule)</w:t>
             </w:r>
           </w:p>
           <w:p>
@@ -927,7 +927,7 @@
               <w:spacing w:after="40"/>
             </w:pPr>
             <w:r>
-              <w:t xml:space="preserve">Oui, garder main toujours saine est LE défi du Trunk-Based. Mais c'est exactement ce qu'on a outillé : un pipeline qui build et teste à chaque intégration (#51bis), fiable et sans faux positifs (#57-62), qui attrape une régression AVANT qu'elle n'entre dans main. Si la MR ne passe pas le pipeline, elle n'entre pas.</w:t>
+              <w:t xml:space="preserve">Oui, garder main toujours saine est LE défi du Trunk-Based. Mais c'est exactement ce qu'on a outillé : un pipeline qui build et teste à chaque intégration (bis), fiable et sans faux positifs, qui attrape une régression AVANT qu'elle n'entre dans main. Si la MR ne passe pas le pipeline, elle n'entre pas.</w:t>
             </w:r>
           </w:p>
           <w:p>
@@ -978,7 +978,7 @@
         </w:numPr>
       </w:pPr>
       <w:r>
-        <w:t xml:space="preserve">Je prends une petite tâche (issue d'un bon découpage, slicing #55) : quelque chose que je peux finir en quelques heures.</w:t>
+        <w:t xml:space="preserve">Je prends une petite tâche (issue d'un bon découpage, slicing) : quelque chose que je peux finir en quelques heures.</w:t>
       </w:r>
     </w:p>
     <w:p>
@@ -1092,7 +1092,7 @@
               <w:spacing w:after="40"/>
             </w:pPr>
             <w:r>
-              <w:t xml:space="preserve">Des tests automatisés solides et un pipeline fiable (#51bis, #57-62) : c'est le filet qui empêche une régression d'entrer dans main. Sans lui, intégrer en continu propage les bugs en continu.</w:t>
+              <w:t xml:space="preserve">Des tests automatisés solides et un pipeline fiable (bis,-62) : c'est le filet qui empêche une régression d'entrer dans main. Sans lui, intégrer en continu propage les bugs en continu.</w:t>
             </w:r>
           </w:p>
           <w:p>
@@ -1100,7 +1100,7 @@
               <w:spacing w:after="40"/>
             </w:pPr>
             <w:r>
-              <w:t xml:space="preserve">Des feature flags (#54) : pour intégrer du code incomplet sans l'exposer. Indispensable dès qu'une fonctionnalité dépasse quelques heures.</w:t>
+              <w:t xml:space="preserve">Des feature flags : pour intégrer du code incomplet sans l'exposer. Indispensable dès qu'une fonctionnalité dépasse quelques heures.</w:t>
             </w:r>
           </w:p>
           <w:p>
@@ -1116,7 +1116,7 @@
               <w:spacing w:after="40"/>
             </w:pPr>
             <w:r>
-              <w:t xml:space="preserve">Le découpage (slicing #55) : pour que les tâches soient assez petites à intégrer en quelques heures. Sans slicing, pas de petits incréments, pas de Trunk-Based.</w:t>
+              <w:t xml:space="preserve">Le découpage (slicing) : pour que les tâches soient assez petites à intégrer en quelques heures. Sans slicing, pas de petits incréments, pas de Trunk-Based.</w:t>
             </w:r>
           </w:p>
         </w:tc>
@@ -1220,7 +1220,7 @@
         </w:numPr>
       </w:pPr>
       <w:r>
-        <w:t xml:space="preserve">Le contrôle réglementaire est préservé : MR courtes ou binôme assurent les quatre yeux ; le pipeline assure les gates de sécurité et de conformité ; le déploiement reste sur main, taguée et traçable (#63). Le Trunk-Based n'enlève AUCUN contrôle — il les applique en continu plutôt qu'en bloc.</w:t>
+        <w:t xml:space="preserve">Le contrôle réglementaire est préservé : MR courtes ou binôme assurent les quatre yeux ; le pipeline assure les gates de sécurité et de conformité ; le déploiement reste sur main, taguée et traçable. Le Trunk-Based n'enlève AUCUN contrôle — il les applique en continu plutôt qu'en bloc.</w:t>
       </w:r>
     </w:p>
     <w:p>
